--- a/Articles/2026-09-28_Set_01/052_Customer_Acquisition_Cost_vs_Lifetime_Value.docx
+++ b/Articles/2026-09-28_Set_01/052_Customer_Acquisition_Cost_vs_Lifetime_Value.docx
@@ -120,6 +120,69 @@
     </w:p>
     <w:p>
       <w:pPr>
+        <w:spacing w:after="80" w:before="200"/>
+        <w:jc w:val="center"/>
+      </w:pPr>
+      <w:r>
+        <w:drawing>
+          <wp:inline distT="0" distB="0" distL="0" distR="0">
+            <wp:extent cx="5486400" cy="3429000"/>
+            <wp:effectExtent t="0" r="0" b="0" l="0"/>
+            <wp:docPr id="1" name="" descr="" title=""/>
+            <wp:cNvGraphicFramePr>
+              <a:graphicFrameLocks xmlns:a="http://schemas.openxmlformats.org/drawingml/2006/main" noChangeAspect="1"/>
+            </wp:cNvGraphicFramePr>
+            <a:graphic xmlns:a="http://schemas.openxmlformats.org/drawingml/2006/main">
+              <a:graphicData uri="http://schemas.openxmlformats.org/drawingml/2006/picture">
+                <pic:pic xmlns:pic="http://schemas.openxmlformats.org/drawingml/2006/picture">
+                  <pic:nvPicPr>
+                    <pic:cNvPr id="0" name="" descr=""/>
+                    <pic:cNvPicPr>
+                      <a:picLocks noChangeAspect="1" noChangeArrowheads="1"/>
+                    </pic:cNvPicPr>
+                  </pic:nvPicPr>
+                  <pic:blipFill>
+                    <a:blip r:embed="rId7" cstate="none"/>
+                    <a:srcRect/>
+                    <a:stretch>
+                      <a:fillRect/>
+                    </a:stretch>
+                  </pic:blipFill>
+                  <pic:spPr bwMode="auto">
+                    <a:xfrm>
+                      <a:off x="0" y="0"/>
+                      <a:ext cx="5486400" cy="3429000"/>
+                    </a:xfrm>
+                    <a:prstGeom prst="rect">
+                      <a:avLst/>
+                    </a:prstGeom>
+                  </pic:spPr>
+                </pic:pic>
+              </a:graphicData>
+            </a:graphic>
+          </wp:inline>
+        </w:drawing>
+      </w:r>
+    </w:p>
+    <w:p>
+      <w:pPr>
+        <w:spacing w:after="240"/>
+        <w:jc w:val="center"/>
+      </w:pPr>
+      <w:r>
+        <w:rPr>
+          <w:rFonts w:ascii="Georgia" w:cs="Georgia" w:eastAsia="Georgia" w:hAnsi="Georgia"/>
+          <w:i/>
+          <w:iCs/>
+          <w:color w:val="666666"/>
+          <w:sz w:val="19"/>
+          <w:szCs w:val="19"/>
+        </w:rPr>
+        <w:t xml:space="preserve">Illustrative benchmarks commonly referenced when evaluating LTV:CAC health.</w:t>
+      </w:r>
+    </w:p>
+    <w:p>
+      <w:pPr>
         <w:pStyle w:val="Heading2"/>
         <w:spacing w:after="140" w:before="260"/>
       </w:pPr>
@@ -131,7 +194,7 @@
           <w:sz w:val="26"/>
           <w:szCs w:val="26"/>
         </w:rPr>
-        <w:t xml:space="preserve">A Brief Note on MPLY</w:t>
+        <w:t xml:space="preserve">Why Dominant Companies Often Show Stronger LTV:CAC Ratios</w:t>
       </w:r>
     </w:p>
     <w:p>
@@ -144,7 +207,58 @@
           <w:sz w:val="23"/>
           <w:szCs w:val="23"/>
         </w:rPr>
-        <w:t xml:space="preserve">This relationship is a unit-economics tool for evaluating a specific growth strategy's efficiency, not a competitive-advantage signal, and it isn't addressed in the Strategy Shares Monopoly ETF's stated screening criteria. It's useful for evaluating any company's growth spending, including MPLY holdings, but it isn't itself one of the fund's named characteristics.</w:t>
+        <w:t xml:space="preserve">This relationship is a unit-economics tool for evaluating a specific growth strategy's efficiency, and it isn't itself one of the Strategy Shares Monopoly ETF's (</w:t>
+      </w:r>
+      <w:r>
+        <w:rPr>
+          <w:rFonts w:ascii="Georgia" w:cs="Georgia" w:eastAsia="Georgia" w:hAnsi="Georgia"/>
+          <w:b/>
+          <w:bCs/>
+          <w:sz w:val="23"/>
+          <w:szCs w:val="23"/>
+        </w:rPr>
+        <w:t xml:space="preserve">MPLY</w:t>
+      </w:r>
+      <w:r>
+        <w:rPr>
+          <w:rFonts w:ascii="Georgia" w:cs="Georgia" w:eastAsia="Georgia" w:hAnsi="Georgia"/>
+          <w:sz w:val="23"/>
+          <w:szCs w:val="23"/>
+        </w:rPr>
+        <w:t xml:space="preserve">) stated screening criteria. But the two are connected in practice: a company with genuine brand dominance, network effects, or high barriers to entry, the characteristics MPLY's process screens for, typically needs to spend less to acquire each new customer, since demand arrives through reputation, word of mouth, or a lack of viable alternatives rather than paid acquisition alone. That structural advantage tends to show up as a stronger LTV:CAC ratio and a shorter payback period than a comparable business without that position.</w:t>
+      </w:r>
+    </w:p>
+    <w:p>
+      <w:pPr>
+        <w:spacing w:after="200"/>
+      </w:pPr>
+      <w:r>
+        <w:rPr>
+          <w:rFonts w:ascii="Georgia" w:cs="Georgia" w:eastAsia="Georgia" w:hAnsi="Georgia"/>
+          <w:sz w:val="23"/>
+          <w:szCs w:val="23"/>
+        </w:rPr>
+        <w:t xml:space="preserve">A weak or deteriorating LTV:CAC ratio at a company that otherwise screens well on MPLY's named criteria is worth investigating further, since it can be an early sign that a supposed competitive advantage is eroding faster than the qualitative screening criteria alone would reveal. Reviewing </w:t>
+      </w:r>
+      <w:hyperlink w:history="1" r:id="rIdcfojgmq1o3tnnvqf5gz3f">
+        <w:r>
+          <w:rPr>
+            <w:rFonts w:ascii="Georgia" w:cs="Georgia" w:eastAsia="Georgia" w:hAnsi="Georgia"/>
+            <w:color w:val="1155CC"/>
+            <w:sz w:val="23"/>
+            <w:szCs w:val="23"/>
+            <w:u w:val="single"/>
+          </w:rPr>
+          <w:t xml:space="preserve">MPLY's current portfolio</w:t>
+        </w:r>
+      </w:hyperlink>
+      <w:r>
+        <w:rPr>
+          <w:rFonts w:ascii="Georgia" w:cs="Georgia" w:eastAsia="Georgia" w:hAnsi="Georgia"/>
+          <w:sz w:val="23"/>
+          <w:szCs w:val="23"/>
+        </w:rPr>
+        <w:t xml:space="preserve"> directly is the most reliable way to check how a specific holding stacks up.</w:t>
       </w:r>
     </w:p>
     <w:p>
@@ -172,7 +286,7 @@
         </w:numPr>
         <w:spacing w:after="100"/>
       </w:pPr>
-      <w:hyperlink w:history="1" r:id="rIdgazpqszatm8tl9aaxeglk">
+      <w:hyperlink w:history="1" r:id="rIdwobzwrgmkricqrpzmpjhx">
         <w:r>
           <w:rPr>
             <w:rFonts w:ascii="Georgia" w:cs="Georgia" w:eastAsia="Georgia" w:hAnsi="Georgia"/>
@@ -196,7 +310,7 @@
           <w:sz w:val="22"/>
           <w:szCs w:val="22"/>
         </w:rPr>
-        <w:t xml:space="preserve">#CAC #CustomerLifetimeValue #UnitEconomics #BusinessEconomics #Investing</w:t>
+        <w:t xml:space="preserve">#CAC #CustomerLifetimeValue #UnitEconomics #BusinessEconomics #MPLY #Investing</w:t>
       </w:r>
     </w:p>
     <w:sectPr>
